--- a/example_articles/setting/Suburban/3.setting_Suburban_New_York_Times.docx
+++ b/example_articles/setting/Suburban/3.setting_Suburban_New_York_Times.docx
@@ -27,17 +27,17 @@
     </w:p>
     <w:p>
       <w:r>
-        <w:t>Source File: NYT/41.DOCX</w:t>
+        <w:t>Source file: NYT/41.DOCX</w:t>
       </w:r>
     </w:p>
     <w:p>
       <w:r>
-        <w:t>Raw locations result: ['New Jersey']</w:t>
+        <w:t>Raw locations result, 'locations': ['New Jersey']</w:t>
       </w:r>
     </w:p>
     <w:p>
       <w:r>
-        <w:t>setting_stand_flat (Standardized): Suburban</w:t>
+        <w:t>Standardized locations result, 'setting_stand_flat': Suburban</w:t>
       </w:r>
     </w:p>
     <w:p>

--- a/example_articles/setting/Suburban/3.setting_Suburban_New_York_Times.docx
+++ b/example_articles/setting/Suburban/3.setting_Suburban_New_York_Times.docx
@@ -7,7 +7,7 @@
         <w:pStyle w:val="Heading1"/>
       </w:pPr>
       <w:r>
-        <w:t>HOW THE TAX CUT LOOKS NOW</w:t>
+        <w:t>Town Feels Betrayed as Principal Faces Sex Case</w:t>
       </w:r>
     </w:p>
     <w:p>
@@ -17,17 +17,17 @@
     </w:p>
     <w:p>
       <w:r>
-        <w:t>Date: 1990-03-25</w:t>
+        <w:t>Date: 1990-12-17</w:t>
       </w:r>
     </w:p>
     <w:p>
       <w:r>
-        <w:t>Section: Section 7; Page 17, Column 1; Book Review Desk; Review</w:t>
+        <w:t>Section: Section B;; Section B; Page 1; Column 2; Metropolitan Desk; Column 2;</w:t>
       </w:r>
     </w:p>
     <w:p>
       <w:r>
-        <w:t>Source file: NYT/41.DOCX</w:t>
+        <w:t>Source file: NYT/46.DOCX</w:t>
       </w:r>
     </w:p>
     <w:p>
@@ -49,33 +49,83 @@
     </w:p>
     <w:p>
       <w:r>
-        <w:t>THE GROWTH EXPERIMENT</w:t>
+        <w:t>Mr. B. -- everyone's nickname for the principal of the Gilbert Avenue School, Samuel R. Bracigliano -- was always taking snapshots of his pupils and their school activities.</w:t>
         <w:br/>
-        <w:t>How the New Tax Policy</w:t>
+        <w:t>Over the years, he photographed the Christmas and Halloween parties, the choruses and plays, the field days and the pupils of the month. The bulletin board was often filled with his pictures. Each June, he had a special treat for sixth graders at their graduation luncheon: slide shows of them in kindergarten, in first grade, in second grade and on through their years at the school.</w:t>
         <w:br/>
-        <w:t>Is Transforming the U.S. Economy.</w:t>
+        <w:t>Parents and children were delighted with his picture-taking. The Home and School Association, the school's organization for parents, often donated money for his film.</w:t>
         <w:br/>
-        <w:t>By Lawrence Lindsey.</w:t>
+        <w:t>But there were apparently other photos that parents and teachers never knew anything about: photos of young boys at the school taken in the privacy of the principal's office. About 50 of these pictures now form the core of a sex-abuse case against the 48-year-old principal, a well-known and highly respected member of this small working-class community.</w:t>
         <w:br/>
-        <w:t>260 pp. New York: Basic Books. $21.95.</w:t>
+        <w:t xml:space="preserve"> </w:t>
         <w:br/>
-        <w:t>Lawrence Lindsey is the most ecumenical of supply-siders, that tireless band of researchers, editorial writers and lobbyists who brought the gospel of lower taxes to Washington and made a convert of Ronald Reagan. He may also be the least inclined to hyperbole. A Harvard professor of economics who is now serving in the Bush Administration, Mr. Lindsey apparently understands the risks in claiming more than he can deliver.</w:t>
+        <w:t>Range of Emotions</w:t>
         <w:br/>
-        <w:t>It should not be surprising, then, that in ''The Growth Experiment'' he has written a careful and sometimes convincing defense of the 1981 tax cut that put fear and loathing into the heart of the economics establishment. Nor should it really come as a shock that his agenda for further tax reform meshes with the views of a lot of people with no particular affection for Ronald Reagan or George Bush. For the catch to the message of sophisticated supply-siders like Mr. Lindsey is not in what it says about economic efficiency, but in what it usually does not say about the distribution of income.</w:t>
+        <w:t xml:space="preserve"> While Mr. Bracigliano says he is innocent of any criminal wrongdoing, his arrest has touched off a wide range of emotions.</w:t>
         <w:br/>
-        <w:t>There was a good case to be made in 1981 for using tax incentives to stimulate work, savings and innovation. But it was the politics of greed, not the economics of the supply side, that dictated the decision to deny lower-income workers most of the benefits. (And the current maneuvering by the President to cut capital gains suggests that Marie Antoinette is alive and well and running a political action committee.) The massive 1981 cut in personal and corporate income taxes was sold to Congress as the ultimate free lunch: the revenues to be reaped from accelerated economic growth, supply-siders insisted, would fully offset the initial losses. Mr. Lindsey concedes that the supply-siders overstated the case, but says that lunch did prove to be a lot cheaper than the skeptics predicted. Roughly two-thirds of the direct costs of the tax cut, he calculates, were recouped. And the offsetting revenues would have been even greater, he suggests, if Congressional Democrats had not engaged in a bidding war with the Republicans over who could deliver the most to business lobbies.</w:t>
+        <w:t>Many people are angry. Two bricks have been thrown through the picture window of the modest Cape Cod house he shares withhis mother.</w:t>
         <w:br/>
-        <w:t>Mr. Lindsey dissembles. It is more than a little slippery for supply-siders to claim full credit for the recovery from the 1980-82 recession and the associated rebound in tax revenues. While the tax cut certainly did lift demand and thereby stimulate the economy, this job might have been better done through an easing of credit by the Federal Reserve. That would have left the economy with both lower interest rates and a lower trade deficit, permitting sustained growth through the 1980's without dependence on hundreds of billions of dollars in foreign capital.</w:t>
+        <w:t>Some residents are stunned. For 24 years Mr. Bracigliano was a member, and most recently chairman, of Elmwood Park's Juvenile Conference Committee, a branch of the Family Court system that deals with teen-agers arrested for minor scrapes with the law. After his arrest, he was dismissed from the committee.</w:t>
         <w:br/>
-        <w:t>The most interesting chapters in the book are those in which Mr. Lindsey parts company, implicitly or explicitly, with the Reagan party line. In spite of the big income tax cut, he notes, Federal tax revenues as a portion of national income remained near historical peaks during the Reagan years. Thus the primary cause of the ballooning budget deficits had to be increased spending and, in particular, defense spending: by 1987 the cumulative increase in defense outlays under Ronald Reagan amounted to $275 billion, half the total increase in debt.</w:t>
+        <w:t>He was also a children's religious instructor for 25 years at St. Leo's Roman Catholic Church here, before resigning three years ago. Often he attended boys' baseball and basketball games and wrestling matches.</w:t>
         <w:br/>
-        <w:t>Mr. Lindsey also acknowledges that ''middle- and working-class taxpayers still bear [tax] burdens far greater than they have through most of the nation's history.'' After much to-ing and fro-ing about ''fairness,'' he calls for tax reform that would have fit nicely into George McGovern's Presidential platform. He would impose a flat rate of 19 percent, with generous exemptions that eliminate income taxes for a family of four earning up to $22,000.</w:t>
+        <w:t>Parents are indignant about what they consider a betrayal of their and their children's trust, and a lack of suspicion in the school. "Where were the teachers when these kids just kept shuffling in and out of classrooms at his beckon?" asked one mother who said her son had been photographed.</w:t>
         <w:br/>
-        <w:t>Mr. Lindsey cannot resist a spirited (and partly on-the-mark) defense of the current effort to offer tax breaks on capital gains. But unlike President Bush, he would link the tax preference to the closing of what is probably the most egregious loophole in the tax code: the exemption of estates from capital gains taxes.</w:t>
+        <w:t>Others fret about their own lack of suspicions and about whether the pictures have been widely distributed.</w:t>
         <w:br/>
-        <w:t>Taxing capital gains at death would have collected $5 billion last year, mostly from the estates of the very rich. Moreover, by eliminating the incentive to hold appreciated assets until death, it would dismantle a supply-side barrier to the free movement of capital.</w:t>
+        <w:t>Authorities executing a search warrant seized the pictures from Mr. Bracigliano's home on Nov. 29, shortly after a father complained to the police about a pose that his son had described to him, said the Bergen County Prosecutor, John J. Fahy.</w:t>
         <w:br/>
-        <w:t>Mr. Lindsey is thus the sort of Reaganite liberals as well as conservatives could learn to work with, if not love. One reason to read ''The Growth Experiment'' is to get a look at the best face of supply-side economics. Another is to understand the tragedy in the co-optation of the supply side by the guardians of economic privilege.</w:t>
+        <w:t>Commercially produced videotapes of naked youths were also found in the house, Mr. Fahy said. None of the videos involved boys at the Gilbert Avenue School, he said.</w:t>
+        <w:br/>
+        <w:t>Mr. Fahy has refused to describe the pictures other than by saying that they depict "provocative positions." But law-enforcement officials and parents who have identified their sons in the photos say most are of boys, usually fully dressed, with their legs spread apart. A common pose is of a boy sitting with his feet propped on Mr. Bracigliano's desk.</w:t>
+        <w:br/>
+        <w:t>One shows a youth in gym shorts with his legs spread and his genitals visible under the shorts, authorities said. Another photo is an enlargement focused on the boy's genitals, authorities said.</w:t>
+        <w:br/>
+        <w:t>Mr. Bracigliano has been charged with seven counts of endangering the welfare of a minor and one count of official misconduct in connection with the photos.</w:t>
+        <w:br/>
+        <w:t xml:space="preserve"> </w:t>
+        <w:br/>
+        <w:t>Lawyer's Statement</w:t>
+        <w:br/>
+        <w:t xml:space="preserve"> In addition, he has been charged with seven counts of sexual assault for touching the penis of an 8-year-old and the buttocks of six other boys, aged 9 to 12, according to complaints filed by Mr. Fahy.</w:t>
+        <w:br/>
+        <w:t>He has been suspended with pay from his job and is free on $50,000 bail pending grand jury action.</w:t>
+        <w:br/>
+        <w:t>In a statement issued by his lawyer, Mark Treacy, after his arraignment on Dec. 7, Mr. Bracigliano denied "ever touching the genitals of any student, past or present." He also denied making what the statement called a "bad touch" to the buttocks of any child. Mr. Treacy said the term meant a touch made with criminal intent or for sexual gratification.</w:t>
+        <w:br/>
+        <w:t>The lawyer said Mr. Bracigliano had often touched boys on the buttocks, much the way a coach pats a player or a father taps a son for doing a good job.</w:t>
+        <w:br/>
+        <w:t>"Mr. B," the statement said, "has always cared deeply for his students and cares particularly for those who have had problems at home. Mr. B. never preyed on any troubled child, but in fact has prayed for those troubled children, in particular."</w:t>
+        <w:br/>
+        <w:t>The statement said nothing about the photographs.</w:t>
+        <w:br/>
+        <w:t xml:space="preserve"> </w:t>
+        <w:br/>
+        <w:t>'Some Funny Pictures'</w:t>
+        <w:br/>
+        <w:t xml:space="preserve"> Linda Dudziak, who said her son was among those photographed last spring, said she believed that Mr. Bracigliano's "good rapport" with the students and his penchant for taking snapshots in school eroded any inhibitions that boys might have had about being photographed in the office.</w:t>
+        <w:br/>
+        <w:t>"I don't think he ever threatened or badgered," she said. "I don't know how he got my son to do it. He just said he wanted to take some funny pictures. That was basically it."</w:t>
+        <w:br/>
+        <w:t>As Mr. Fahy prepares the case for a grand jury, Mr. Bracigliano's supporters are trying to generate a letter-writing campaign for him, Mr. Treacy said.</w:t>
+        <w:br/>
+        <w:t>"Friends are trying to get parents and get teachers and former students who remember him fondly," he said.</w:t>
+        <w:br/>
+        <w:t>Mr. Treacy also said he was considering applying to Mr. Fahy's office to admit Mr. Bracigliano into New Jersey's pre-trial intervention program for first offenders.</w:t>
+        <w:br/>
+        <w:t>Suspects accepted for this program forgo a trial and enter a supervised probation-like program of counseling, rehabilitation and community service for a specified period of time. If the suspect successfully completes all terms of the program, all criminal charges are dismissed.</w:t>
+        <w:br/>
+        <w:t>Mr. Treacy said pre-trial intervention generally is not open to suspects facing charges as serious as Mr. Bracigliano's.</w:t>
+        <w:br/>
+        <w:t>Mr. Fahy, the prosecutor, said he had not received an application. "I think it's unlikely he will be admitted," he said.</w:t>
+        <w:br/>
+        <w:br/>
+        <w:t>Graphic</w:t>
+        <w:br/>
+        <w:br/>
+        <w:t xml:space="preserve"> </w:t>
+        <w:br/>
+        <w:t>Map: Map of New Jersey showing location of Elmwood Park. (Pg. 4)</w:t>
       </w:r>
     </w:p>
     <w:sectPr>

--- a/example_articles/setting/Suburban/3.setting_Suburban_New_York_Times.docx
+++ b/example_articles/setting/Suburban/3.setting_Suburban_New_York_Times.docx
@@ -7,7 +7,7 @@
         <w:pStyle w:val="Heading1"/>
       </w:pPr>
       <w:r>
-        <w:t>Town Feels Betrayed as Principal Faces Sex Case</w:t>
+        <w:t>Refugees Discover 2 Americas: One That Hates, and One That Heals</w:t>
       </w:r>
     </w:p>
     <w:p>
@@ -17,22 +17,22 @@
     </w:p>
     <w:p>
       <w:r>
-        <w:t>Date: 1990-12-17</w:t>
+        <w:t>Date: 2016-11-14</w:t>
       </w:r>
     </w:p>
     <w:p>
       <w:r>
-        <w:t>Section: Section B;; Section B; Page 1; Column 2; Metropolitan Desk; Column 2;</w:t>
+        <w:t>Section: US</w:t>
       </w:r>
     </w:p>
     <w:p>
       <w:r>
-        <w:t>Source file: NYT/46.DOCX</w:t>
+        <w:t>Source file: NYT/29.DOCX</w:t>
       </w:r>
     </w:p>
     <w:p>
       <w:r>
-        <w:t>Raw locations result, 'locations': ['New Jersey']</w:t>
+        <w:t>Raw locations result, 'locations': ['Maryland']</w:t>
       </w:r>
     </w:p>
     <w:p>
@@ -49,83 +49,85 @@
     </w:p>
     <w:p>
       <w:r>
-        <w:t>Mr. B. -- everyone's nickname for the principal of the Gilbert Avenue School, Samuel R. Bracigliano -- was always taking snapshots of his pupils and their school activities.</w:t>
+        <w:t>DUNDALK, Md. - Ra'ad and Hutham Lalqaraghuli are no longer sure which America they're a part of.</w:t>
         <w:br/>
-        <w:t>Over the years, he photographed the Christmas and Halloween parties, the choruses and plays, the field days and the pupils of the month. The bulletin board was often filled with his pictures. Each June, he had a special treat for sixth graders at their graduation luncheon: slide shows of them in kindergarten, in first grade, in second grade and on through their years at the school.</w:t>
+        <w:t>Is it the hateful country they confronted a few weeks before the presidential election, when someone left a note at their door that said, "Terrorist Leave no one wants you here"?</w:t>
         <w:br/>
-        <w:t>Parents and children were delighted with his picture-taking. The Home and School Association, the school's organization for parents, often donated money for his film.</w:t>
+        <w:t>Or is it the generous country of welcoming strangers who heard about their ordeal and showered them with gifts and cards with positive messages?</w:t>
         <w:br/>
-        <w:t>But there were apparently other photos that parents and teachers never knew anything about: photos of young boys at the school taken in the privacy of the principal's office. About 50 of these pictures now form the core of a sex-abuse case against the 48-year-old principal, a well-known and highly respected member of this small working-class community.</w:t>
+        <w:t>The victory of President-elect Donald J. Trump has intensified their whiplash. After a year in the Maryland suburbs, having arrived with their four children as refugees from Iraq, they find themselves comparing the threats they fled with those that might still emerge.</w:t>
         <w:br/>
-        <w:t xml:space="preserve"> </w:t>
+        <w:t>They did not sleep on election night after watching television coverage of the results.</w:t>
         <w:br/>
-        <w:t>Range of Emotions</w:t>
+        <w:t>They are "very afraid and worried," Mr. Lalqaraghuli said on Wednesday. "We don't know what this will mean."</w:t>
         <w:br/>
-        <w:t xml:space="preserve"> While Mr. Bracigliano says he is innocent of any criminal wrongdoing, his arrest has touched off a wide range of emotions.</w:t>
+        <w:t>Their confusion, and the divided response to the family's presence here, mirrors the experience of many other refugee families and Muslim Americans. In the past week, even as advocates report a steep rise in attacks and acts of intimidation against blacks, Muslims and immigrants - and on women wearing hijabs - many of those episodes have been followed by public acts of support and solidarity.</w:t>
         <w:br/>
-        <w:t>Many people are angry. Two bricks have been thrown through the picture window of the modest Cape Cod house he shares withhis mother.</w:t>
+        <w:t>At Baylor University in Waco, Tex., hundreds of students and faculty members walked to class with Natasha Nkhama, a black student, after a friend posted a video of her describing an episode in which she was called a racial slur and forced off a sidewalk by someone who said, "I'm just trying to make America great again."</w:t>
         <w:br/>
-        <w:t>Some residents are stunned. For 24 years Mr. Bracigliano was a member, and most recently chairman, of Elmwood Park's Juvenile Conference Committee, a branch of the Family Court system that deals with teen-agers arrested for minor scrapes with the law. After his arrest, he was dismissed from the committee.</w:t>
+        <w:t>In Georgia, Mairah Teli, a Muslim teacher at Dacula High School, posted a photograph of an anonymous note she received on Friday that said she should "tie" her head scarf around her neck and "hang yourself with it."</w:t>
         <w:br/>
-        <w:t>He was also a children's religious instructor for 25 years at St. Leo's Roman Catholic Church here, before resigning three years ago. Often he attended boys' baseball and basketball games and wrestling matches.</w:t>
+        <w:t>A day later, she wrote in another Facebook post: "I am overwhelmed and deeply touched by all of the outcry and support that I have received in the past 24 hours. I can't even begin to articulate how touched I am to be receiving messages from all over the country with your support."</w:t>
         <w:br/>
-        <w:t>Parents are indignant about what they consider a betrayal of their and their children's trust, and a lack of suspicion in the school. "Where were the teachers when these kids just kept shuffling in and out of classrooms at his beckon?" asked one mother who said her son had been photographed.</w:t>
+        <w:t>Acts of hate and intimidation, according to the Southern Poverty Law Center, occurred across the country during the campaign, and have increased significantly since Mr. Trump was declared the president-elect. But the back and forth between acceptance and rejection can be particularly confusing for new arrivals like the Lalqaraghulis.</w:t>
         <w:br/>
-        <w:t>Others fret about their own lack of suspicions and about whether the pictures have been widely distributed.</w:t>
+        <w:t>Their new home of Dundalk is an inner-ring suburb of Baltimore, one of the many working-class communities where the nation's battles over identity have become most intense. It was once a lively hub of workers filing into plants for Bethlehem Steel, General Motors and other manufacturing giants. Now it is dominated by strip malls.</w:t>
         <w:br/>
-        <w:t>Authorities executing a search warrant seized the pictures from Mr. Bracigliano's home on Nov. 29, shortly after a father complained to the police about a pose that his son had described to him, said the Bergen County Prosecutor, John J. Fahy.</w:t>
+        <w:t>Ra'ad Lalqaraghuli said he was initially eager to call it home.</w:t>
         <w:br/>
-        <w:t>Commercially produced videotapes of naked youths were also found in the house, Mr. Fahy said. None of the videos involved boys at the Gilbert Avenue School, he said.</w:t>
+        <w:t>"When I arrived in America, I was so happy," Mr. Lalqaraghuli, 43, said. "It's my dream country for my children."</w:t>
         <w:br/>
-        <w:t>Mr. Fahy has refused to describe the pictures other than by saying that they depict "provocative positions." But law-enforcement officials and parents who have identified their sons in the photos say most are of boys, usually fully dressed, with their legs spread apart. A common pose is of a boy sitting with his feet propped on Mr. Bracigliano's desk.</w:t>
+        <w:t>He'd had experiences with Americans before. A graduate of Mosul University, in 2004 he began working as a group engineer for American contractors and the United States Army Corps of Engineers to help rebuild his country after the American invasion.</w:t>
         <w:br/>
-        <w:t>One shows a youth in gym shorts with his legs spread and his genitals visible under the shorts, authorities said. Another photo is an enlargement focused on the boy's genitals, authorities said.</w:t>
+        <w:t>A promotion to project manager in 2009 led to his overseeing the construction of water treatment plants and several schools in Baghdad and two cities south of the capital, Nasiriya and Basra.</w:t>
         <w:br/>
-        <w:t>Mr. Bracigliano has been charged with seven counts of endangering the welfare of a minor and one count of official misconduct in connection with the photos.</w:t>
+        <w:t>But his work for the Americans also brought him unwanted attention from terrorist groups. He spent one winter sleeping outside in the forest, to keep himself hidden, while his wife and children stayed with her family.</w:t>
         <w:br/>
-        <w:t xml:space="preserve"> </w:t>
+        <w:t>Militants from the Islamic State abducted two of his younger brothers and one older brother instead. "They said, 'In exchange for you, we'll give them back.'" He and his father didn't believe them, and the three brothers were killed.</w:t>
         <w:br/>
-        <w:t>Lawyer's Statement</w:t>
+        <w:t>His work on behalf of the United States government made him and his family eligible for humanitarian protection under special immigrant visas.</w:t>
         <w:br/>
-        <w:t xml:space="preserve"> In addition, he has been charged with seven counts of sexual assault for touching the penis of an 8-year-old and the buttocks of six other boys, aged 9 to 12, according to complaints filed by Mr. Fahy.</w:t>
+        <w:t>Lawyers in New York supported his application, and he received approval quickly. Then, last year, a militia bombed the family home.</w:t>
         <w:br/>
-        <w:t>He has been suspended with pay from his job and is free on $50,000 bail pending grand jury action.</w:t>
+        <w:t>"I lost everything," Mr. Lalqaraghuli said.</w:t>
         <w:br/>
-        <w:t>In a statement issued by his lawyer, Mark Treacy, after his arraignment on Dec. 7, Mr. Bracigliano denied "ever touching the genitals of any student, past or present." He also denied making what the statement called a "bad touch" to the buttocks of any child. Mr. Treacy said the term meant a touch made with criminal intent or for sexual gratification.</w:t>
+        <w:t>At the Baghdad airport, heading to the United States, he still worried that he was being followed. All he had was his plane ticket, his passport, $100, and his wife and four children.</w:t>
         <w:br/>
-        <w:t>The lawyer said Mr. Bracigliano had often touched boys on the buttocks, much the way a coach pats a player or a father taps a son for doing a good job.</w:t>
+        <w:t>Betsy Fisher, the deputy policy director of the New York-based International Refugee Assistance Project, which resettled the family, said she was dismayed to learn of its newfound anxiety, especially after the many attempts on Mr. Lalqaraghuli's life for several years by different groups in Iraq.</w:t>
         <w:br/>
-        <w:t>"Mr. B," the statement said, "has always cared deeply for his students and cares particularly for those who have had problems at home. Mr. B. never preyed on any troubled child, but in fact has prayed for those troubled children, in particular."</w:t>
+        <w:t>"The people who enter this country as refugees are fleeing from terrorism," she said. "They cannot live in a place with violence."</w:t>
         <w:br/>
-        <w:t>The statement said nothing about the photographs.</w:t>
+        <w:t>She added of the message posted on the family's door, "Not only is a note like this horrifying, it should be deeply embarrassing for every American that this family was threatened, because the reason they are in this country is because he was of service to our country."</w:t>
         <w:br/>
-        <w:t xml:space="preserve"> </w:t>
+        <w:t>Advocates - like the Council on American-Islamic Relations, which is helping the family - say that many refugee families are reluctant to come forward when they become victims of hate crimes because they fear a greater backlash.</w:t>
         <w:br/>
-        <w:t>'Some Funny Pictures'</w:t>
+        <w:t>But after the note appeared - with a crude drawing of a woman in a hijab - Mr. Lalqaraghuli notified the police, telling an officer in the neighborhood who happened to be on a foot patrol near his apartment.</w:t>
         <w:br/>
-        <w:t xml:space="preserve"> Linda Dudziak, who said her son was among those photographed last spring, said she believed that Mr. Bracigliano's "good rapport" with the students and his penchant for taking snapshots in school eroded any inhibitions that boys might have had about being photographed in the office.</w:t>
+        <w:t>The police said that the note had been written by a 14-year-old neighbor, and that officers had talked to her and her parents but determined that no crime had been committed.</w:t>
         <w:br/>
-        <w:t>"I don't think he ever threatened or badgered," she said. "I don't know how he got my son to do it. He just said he wanted to take some funny pictures. That was basically it."</w:t>
+        <w:t>The neighbor's family did not respond to a message requesting comment.</w:t>
         <w:br/>
-        <w:t>As Mr. Fahy prepares the case for a grand jury, Mr. Bracigliano's supporters are trying to generate a letter-writing campaign for him, Mr. Treacy said.</w:t>
+        <w:t>Criminal or not, the episode was enough to stir up a response - an effort to counter intolerance.</w:t>
         <w:br/>
-        <w:t>"Friends are trying to get parents and get teachers and former students who remember him fondly," he said.</w:t>
+        <w:t>Alta Haywood, a retired teacher who lives in Perry Hall, Md., sent the family a towering fruit basket and included a note that read in part, "I sincerely hope that other people in the area show you that they can be kind and accepting."</w:t>
         <w:br/>
-        <w:t>Mr. Treacy also said he was considering applying to Mr. Fahy's office to admit Mr. Bracigliano into New Jersey's pre-trial intervention program for first offenders.</w:t>
+        <w:t>Another gift-giver, Dr. Lindsay Fitch, said the news of what had happened to the family "just grabbed me more personally." While talking to her two children about it, she said, she decided to send the family the most American of welcomes: a home-baked apple pie and a pumpkin pie.</w:t>
         <w:br/>
-        <w:t>Suspects accepted for this program forgo a trial and enter a supervised probation-like program of counseling, rehabilitation and community service for a specified period of time. If the suspect successfully completes all terms of the program, all criminal charges are dismissed.</w:t>
+        <w:t>Included in her card were a photograph of her family and an invitation to have their families get together. "I wanted to welcome you to the Baltimore area," she wrote. "There are a lot of people here who want to welcome you with open arms. Hopefully, you'll find that welcome. Remember us when you encounter ugliness."</w:t>
         <w:br/>
-        <w:t>Mr. Treacy said pre-trial intervention generally is not open to suspects facing charges as serious as Mr. Bracigliano's.</w:t>
+        <w:t>Mr. Lalqaraghuli, who works as a driver, said he greatly appreciated the outpouring of support.</w:t>
         <w:br/>
-        <w:t>Mr. Fahy, the prosecutor, said he had not received an application. "I think it's unlikely he will be admitted," he said.</w:t>
+        <w:t>But after Mr. Trump's victory, he said, it is hard to trust that acceptance will emerge as the country's dominant force.</w:t>
         <w:br/>
+        <w:t>He missed two weeks of work after the note was left, because, he said, his children felt safer when he was around. His youngest, Abdullah, 5, no longer sleeps in his own room. He joins his parents instead.</w:t>
         <w:br/>
-        <w:t>Graphic</w:t>
+        <w:t>"Because he sees when militias come to my home, they come with the weapons," Mr. Lalqaraghuli said.</w:t>
         <w:br/>
+        <w:t>He was referring to their life in Baghdad. But as soon as possible, he said, his family will be looking to move out of Dundalk and start fresh in another town or state.</w:t>
         <w:br/>
-        <w:t xml:space="preserve"> </w:t>
+        <w:t>Follow Adeel Hassan on Twitter @adeelnyt.</w:t>
         <w:br/>
-        <w:t>Map: Map of New Jersey showing location of Elmwood Park. (Pg. 4)</w:t>
+        <w:t>PHOTOS: Ra'ad Lalqaraghuli and his 5- year-old son in Dundalk, Md. (A1); Hutham Lalqaraghuli and her daughter Fatima, 11, at their home in Dundalk, Md., in October. The family has received both threats and welcomes since arriving from Iraq. (PHOTOGRAPHS BY GABRIELLA DEMCZUK FOR THE NEW YORK TIMES) (A19)</w:t>
       </w:r>
     </w:p>
     <w:sectPr>
